--- a/Tailored_CVs/Shinoy_Atos_Test_Automation_Engineer.docx
+++ b/Tailored_CVs/Shinoy_Atos_Test_Automation_Engineer.docx
@@ -70,7 +70,7 @@
           <w:b w:val="0"/>
           <w:sz w:val="19"/>
         </w:rPr>
-        <w:t>I am a QA Automation Engineer with over 8 years of experience building scalable test frameworks using Java, Selenium, and Playwright. In my recent roles, I have integrated automated test suites into CI/CD pipelines while using tools like Gemini Code Assist to streamline test generation. I hold a valid EU residence permit and am ready to contribute to your team.</w:t>
+        <w:t>I am a QA Automation Engineer with over 8 years of experience building scalable test frameworks using Java, Playwright, and RestAssured. My background includes integrating automated tests into CI/CD pipelines and streamlining test creation using tools like Gemini Code Assist. I hold a valid EU residence permit, am based nearby, and am ready to start immediately.</w:t>
       </w:r>
     </w:p>
     <w:p>
@@ -288,7 +288,7 @@
           <w:b w:val="0"/>
           <w:sz w:val="18"/>
         </w:rPr>
-        <w:t>▸ Developed and maintained automated test scripts using Java and Playwright for complex financial and enterprise workflows.</w:t>
+        <w:t>▸ Developed and maintained automated test scripts using Java, Selenium, and Playwright to support endtoend microservices workflows.</w:t>
       </w:r>
     </w:p>
     <w:p>
@@ -301,7 +301,7 @@
           <w:b w:val="0"/>
           <w:sz w:val="18"/>
         </w:rPr>
-        <w:t>▸ Created scalable test automation frameworks and converted manual test cases into reliable automated regression tests.</w:t>
+        <w:t>▸ Performed handson API testing and validation using RestAssured and Postman to ensure reliable backend integrations.</w:t>
       </w:r>
     </w:p>
     <w:p>
@@ -314,7 +314,7 @@
           <w:b w:val="0"/>
           <w:sz w:val="18"/>
         </w:rPr>
-        <w:t>▸ Integrated automated test builds into CI/CD pipelines to support continuous delivery and rapid feedback cycles.</w:t>
+        <w:t>▸ Integrated automated test regression suites into Jenkins and CI/CD pipelines while maintaining test environments with AWS and Terraform.</w:t>
       </w:r>
     </w:p>
     <w:p>
@@ -327,7 +327,7 @@
           <w:b w:val="0"/>
           <w:sz w:val="18"/>
         </w:rPr>
-        <w:t>▸ Streamlined complex test generation and deployment scripts utilizing AI tools like Gemini Code Assist.</w:t>
+        <w:t>▸ Streamlined test generation and deployment scripts using Gemini Code Assist to improve overall execution efficiency.</w:t>
       </w:r>
     </w:p>
     <w:p>
